--- a/docs/04_SWE.1_SW요구사항/SRS-PLT-001_SW요구사항명세서_v1_3.docx
+++ b/docs/04_SWE.1_SW요구사항/SRS-PLT-001_SW요구사항명세서_v1_3.docx
@@ -2352,7 +2352,7 @@
         <w:rPr>
           <w:rFonts w:ascii="Arial Unicode MS" w:eastAsia="Arial Unicode MS" w:hAnsi="Arial Unicode MS" w:cs="Arial Unicode MS"/>
         </w:rPr>
-        <w:t>• 선행 차량(Leader) 소프트웨어: 인지(YOLO·차선), 경로계획(Pure Pursuit), 제어(PID), V2V 송신</w:t>
+        <w:t>• 선행 차량(Leader) 소프트웨어: 인지(YOLO·차선), 경로계획(Pure Pursuit), 제어(개루프 PWM 듀티·서보), V2V 송신</w:t>
       </w:r>
       <w:r>
         <w:rPr>
@@ -2386,7 +2386,7 @@
         <w:rPr>
           <w:rFonts w:ascii="Arial Unicode MS" w:eastAsia="Arial Unicode MS" w:hAnsi="Arial Unicode MS" w:cs="Arial Unicode MS"/>
         </w:rPr>
-        <w:t>• 후행 차량(Follower) 소프트웨어: V2V 수신·파싱, 예측 추종, 거리 제어(PID)</w:t>
+        <w:t>• 후행 차량(Follower) 소프트웨어: V2V 수신·파싱, 예측 추종, 거리 보정(초음파, 개루프 PWM)</w:t>
       </w:r>
     </w:p>
     <w:p>
@@ -2829,7 +2829,7 @@
                 <w:sz w:val="18"/>
                 <w:szCs w:val="18"/>
               </w:rPr>
-              <w:t>비례-적분-미분 제어기 (속도·조향 제어에 사용)</w:t>
+              <w:t>비례-적분-미분 제어기 (차선중앙 추종 등 보정용; 속도센서 없어 속도 폐루프 미사용)</w:t>
             </w:r>
           </w:p>
         </w:tc>
@@ -3180,15 +3180,13 @@
         <w:rPr>
           <w:rFonts w:ascii="Arial Unicode MS" w:eastAsia="Arial Unicode MS" w:hAnsi="Arial Unicode MS" w:cs="Arial Unicode MS"/>
         </w:rPr>
-        <w:lastRenderedPageBreak/>
-        <w:t>본 프로젝트는 라즈베리파이 5 기반 차량 2대로 구성된다. Leader 차량은 Hailo AI HAT을 탑재하여 YOLO 기반 객체·신호등 인식과 차선 인식을 수행하고,</w:t>
+        <w:t>본 프로젝트는 라즈베리파이 5 기반 차량 2대로 구성된다. Leader 차량은 Hailo AI HAT을 탑재하여 YOLO 기반 객체·신호등 인식과 차선 인식을 수행하고, Pure Pursuit 알고리즘으로 waypoint 경로를 추종한다. 종방향은 개루프 PWM 듀티로 DC모터(후륜 구동)에, 횡방향은 PWM으로 서보모터 1대에 전달한다(속도센서 없음 — 속도 폐루프 미사용, CONS-01).</w:t>
       </w:r>
       <w:r>
         <w:rPr>
           <w:rFonts w:ascii="Arial Unicode MS" w:eastAsia="Arial Unicode MS" w:hAnsi="Arial Unicode MS" w:cs="Arial Unicode MS"/>
           <w:color w:val="1155CC"/>
         </w:rPr>
-        <w:t xml:space="preserve"> Pure Pursuit 알고리즘으로 waypoint 경로를 추종한다. 속도·조향 제어는 PID 제어기를 통해 모터와 서보에 전달된다.</w:t>
       </w:r>
     </w:p>
     <w:p>
@@ -3199,7 +3197,7 @@
         <w:rPr>
           <w:rFonts w:ascii="Arial Unicode MS" w:eastAsia="Arial Unicode MS" w:hAnsi="Arial Unicode MS" w:cs="Arial Unicode MS"/>
         </w:rPr>
-        <w:t>Follower 차량은 AI HAT 없이 카메라와 라즈베리파이 5로 구성된다. WiFi UDP를 통해 Leader의 자차 상태(구동 명령·추정 속도·조향 등)를 수신하여 예측 추종 알고리즘으로 차간거리를 유지하며 주행한다.</w:t>
+        <w:t>Follower 차량은 AI HAT 없이 카메라와 라즈베리파이 5로 구성된다. WiFi UDP를 통해 Leader의 자차 상태(구동 PWM·조향 PWM·행동)를 수신하여 예측 추종 알고리즘으로 차간거리를 유지하며 주행한다.</w:t>
       </w:r>
       <w:r>
         <w:rPr>
@@ -3861,16 +3859,15 @@
                 <w:sz w:val="18"/>
                 <w:szCs w:val="18"/>
               </w:rPr>
-              <w:t>YOLO</w:t>
-            </w:r>
-            <w:r>
-              <w:rPr>
-                <w:rFonts w:ascii="Arial Unicode MS" w:eastAsia="Arial Unicode MS" w:hAnsi="Arial Unicode MS" w:cs="Arial Unicode MS"/>
-                <w:color w:val="000000"/>
-                <w:sz w:val="18"/>
-                <w:szCs w:val="18"/>
-              </w:rPr>
-              <w:t xml:space="preserve">, 차선인식, </w:t>
+              <w:t>YOLO, 차선인식, Pure Pursuit, 개루프 PWM</w:t>
+            </w:r>
+            <w:r>
+              <w:rPr>
+                <w:rFonts w:ascii="Arial Unicode MS" w:eastAsia="Arial Unicode MS" w:hAnsi="Arial Unicode MS" w:cs="Arial Unicode MS"/>
+                <w:color w:val="000000"/>
+                <w:sz w:val="18"/>
+                <w:szCs w:val="18"/>
+              </w:rPr>
             </w:r>
             <w:r>
               <w:rPr>
@@ -3879,7 +3876,6 @@
                 <w:sz w:val="18"/>
                 <w:szCs w:val="18"/>
               </w:rPr>
-              <w:t>Pure Pursuit</w:t>
             </w:r>
             <w:r>
               <w:rPr>
@@ -3888,7 +3884,6 @@
                 <w:sz w:val="18"/>
                 <w:szCs w:val="18"/>
               </w:rPr>
-              <w:t>, PID</w:t>
             </w:r>
           </w:p>
         </w:tc>
@@ -3917,16 +3912,15 @@
                 <w:sz w:val="18"/>
                 <w:szCs w:val="18"/>
               </w:rPr>
-              <w:t xml:space="preserve">차선인식, </w:t>
-            </w:r>
-            <w:r>
-              <w:rPr>
-                <w:rFonts w:ascii="Arial Unicode MS" w:eastAsia="Arial Unicode MS" w:hAnsi="Arial Unicode MS" w:cs="Arial Unicode MS"/>
-                <w:color w:val="000000"/>
-                <w:sz w:val="18"/>
-                <w:szCs w:val="18"/>
-              </w:rPr>
-              <w:t>예측추종, 거리제어 PID</w:t>
+              <w:t>차선인식, 예측추종, 거리보정(개루프)</w:t>
+            </w:r>
+            <w:r>
+              <w:rPr>
+                <w:rFonts w:ascii="Arial Unicode MS" w:eastAsia="Arial Unicode MS" w:hAnsi="Arial Unicode MS" w:cs="Arial Unicode MS"/>
+                <w:color w:val="000000"/>
+                <w:sz w:val="18"/>
+                <w:szCs w:val="18"/>
+              </w:rPr>
             </w:r>
           </w:p>
         </w:tc>
@@ -4640,7 +4634,7 @@
                 <w:szCs w:val="18"/>
                 <w:color w:val="1E2A36"/>
               </w:rPr>
-              <w:t>차량 운동상태(실속도·가속도·요레이트)를 측정할 센서(엔코더·IMU·자이로)가 없다. 이들은 직접 제어·안전판정 근거로 사용하지 않으며, 횡방향은 카메라(차선) 폐루프, 종방향 추종(후행)은 초음파(차간거리) 폐루프, 종방향 선행은 개루프 듀티 단계로 구성한다. 장애물은 카메라(YOLO)+초음파 융합으로 감지하고 회피는 선행 차량이 횡방향으로 수행하며, 후행 차량은 전방 거리 급감 시 정지한다. V2V 교환 데이터는 측정 운동상태가 아니라 명령·의도(maneuver·구동/조향 명령)와 추정값 기준이다.</w:t>
+              <w:t>차량 운동상태(실속도·가속도·요레이트)를 측정할 센서(엔코더·IMU·자이로)가 없다. 이들은 직접 제어·안전판정 근거로 사용하지 않으며, 횡방향은 카메라(차선) 폐루프, 종방향 추종(후행)은 초음파(차간거리) 폐루프, 종방향 선행은 개루프 듀티 단계로 구성한다. 장애물은 카메라(YOLO)+초음파 융합으로 감지하고 회피는 선행 차량이 횡방향으로 수행하며, 후행 차량은 전방 거리 급감 시 정지한다. V2V 교환 데이터는 측정 운동상태가 아니라 명령·의도(behavior·구동/조향 명령)와 추정값 기준이다.</w:t>
             </w:r>
           </w:p>
         </w:tc>
@@ -5726,7 +5720,7 @@
                 <w:sz w:val="18"/>
                 <w:szCs w:val="18"/>
               </w:rPr>
-              <w:t>서보 모터를 통해 횡방향 조향 제어를 수행한다. 조향각은 PID 제어기 출력값을 따른다.</w:t>
+              <w:t>서보 모터를 통해 횡방향 조향 제어를 수행한다. 조향 명령은 카메라 차선중앙 추종(Pure Pursuit)에서 산출한다.</w:t>
             </w:r>
           </w:p>
           <w:p>
@@ -5742,7 +5736,7 @@
                 <w:sz w:val="18"/>
                 <w:szCs w:val="18"/>
               </w:rPr>
-              <w:t>(조향각 실측 후 TDB)</w:t>
+              <w:t>(조향각 센서 없음 — PWM 개루프)</w:t>
             </w:r>
           </w:p>
         </w:tc>
@@ -6454,7 +6448,7 @@
                 <w:sz w:val="18"/>
                 <w:szCs w:val="18"/>
               </w:rPr>
-              <w:t>필수</w:t>
+              <w:t>선택</w:t>
             </w:r>
           </w:p>
         </w:tc>
@@ -7216,7 +7210,7 @@
                 <w:sz w:val="18"/>
                 <w:szCs w:val="18"/>
               </w:rPr>
-              <w:t>Follower는 Leader가 송신한 자차 상태(STATE 패킷: 구동 명령·추정 속도·조향 등)를 수신하여 파싱·처리한다. (CONS-02·05: 전역좌표·실측속도 미사용)</w:t>
+              <w:t>Follower는 Leader가 송신한 자차 상태(STATE 패킷: 구동 PWM·조향 PWM·행동)를 수신하여 파싱·처리한다. (CONS-02·05: 전역좌표·실측속도 미사용)</w:t>
             </w:r>
           </w:p>
         </w:tc>
@@ -7414,7 +7408,7 @@
                 <w:sz w:val="18"/>
                 <w:szCs w:val="18"/>
               </w:rPr>
-              <w:t>Follower는 처리된 수신 데이터(조향 명령·구동 명령·추정 속도 등)를 기반으로 제어기를 구동한다. (CONS-05: 가속도 미사용)</w:t>
+              <w:t>Follower는 처리된 수신 데이터(조향 PWM·구동 PWM·행동)와 자차 초음파 차간거리를 기반으로 제어기를 구동한다. (CONS-05: 속도·가속도 미사용)</w:t>
             </w:r>
           </w:p>
         </w:tc>
@@ -7612,7 +7606,7 @@
                 <w:sz w:val="18"/>
                 <w:szCs w:val="18"/>
               </w:rPr>
-              <w:t>Leader는 Follower의 상태(속도·거리·이상 여부)를 수신하여 군집 상태를 모니터링한다. (세부 내용 TBD</w:t>
+              <w:t>Leader는 Follower의 상태(거동·거리·이상 여부)를 수신하여 군집 상태를 모니터링한다. (세부 내용 TBD.. )</w:t>
             </w:r>
             <w:r>
               <w:rPr>
@@ -7621,16 +7615,14 @@
                 <w:sz w:val="18"/>
                 <w:szCs w:val="18"/>
               </w:rPr>
-              <w:t xml:space="preserve">.. </w:t>
-            </w:r>
-            <w:r>
-              <w:rPr>
-                <w:rFonts w:ascii="Arial Unicode MS" w:eastAsia="Arial Unicode MS" w:hAnsi="Arial Unicode MS" w:cs="Arial Unicode MS"/>
-                <w:color w:val="000000"/>
-                <w:sz w:val="18"/>
-                <w:szCs w:val="18"/>
-              </w:rPr>
-              <w:t>)</w:t>
+            </w:r>
+            <w:r>
+              <w:rPr>
+                <w:rFonts w:ascii="Arial Unicode MS" w:eastAsia="Arial Unicode MS" w:hAnsi="Arial Unicode MS" w:cs="Arial Unicode MS"/>
+                <w:color w:val="000000"/>
+                <w:sz w:val="18"/>
+                <w:szCs w:val="18"/>
+              </w:rPr>
             </w:r>
           </w:p>
         </w:tc>
@@ -8773,6 +8765,167 @@
                 <w:szCs w:val="18"/>
               </w:rPr>
               <w:t>시나리오별 우선순위 동작 검증</w:t>
+            </w:r>
+          </w:p>
+        </w:tc>
+      </w:tr>
+      <w:tr>
+        <w:tc>
+          <w:tcPr>
+            <w:tcW w:w="900" w:type="dxa"/>
+            <w:tcBorders>
+              <w:top w:val="single" w:sz="4" w:space="0" w:color="CCCCCC"/>
+              <w:left w:val="single" w:sz="4" w:space="0" w:color="CCCCCC"/>
+              <w:bottom w:val="single" w:sz="4" w:space="0" w:color="CCCCCC"/>
+              <w:right w:val="single" w:sz="4" w:space="0" w:color="CCCCCC"/>
+            </w:tcBorders>
+            <w:shd w:val="clear" w:color="auto" w:fill="DEEAF1"/>
+            <w:tcMar>
+              <w:top w:w="60" w:type="dxa"/>
+              <w:left w:w="140" w:type="dxa"/>
+              <w:bottom w:w="60" w:type="dxa"/>
+              <w:right w:w="140" w:type="dxa"/>
+            </w:tcMar>
+            <w:vAlign w:val="center"/>
+          </w:tcPr>
+          <w:p>
+            <w:pPr>
+              <w:jc w:val="center"/>
+            </w:pPr>
+            <w:r>
+              <w:rPr>
+                <w:rFonts w:eastAsia="Arial"/>
+                <w:b/>
+                <w:bCs/>
+                <w:color w:val="2E75B6"/>
+                <w:sz w:val="18"/>
+                <w:szCs w:val="18"/>
+              </w:rPr>
+              <w:t>NFR-05</w:t>
+            </w:r>
+          </w:p>
+        </w:tc>
+        <w:tc>
+          <w:tcPr>
+            <w:tcW w:w="1300" w:type="dxa"/>
+            <w:tcBorders>
+              <w:top w:val="single" w:sz="4" w:space="0" w:color="CCCCCC"/>
+              <w:left w:val="single" w:sz="4" w:space="0" w:color="CCCCCC"/>
+              <w:bottom w:val="single" w:sz="4" w:space="0" w:color="CCCCCC"/>
+              <w:right w:val="single" w:sz="4" w:space="0" w:color="CCCCCC"/>
+            </w:tcBorders>
+            <w:shd w:val="clear" w:color="auto" w:fill="DEEAF1"/>
+            <w:tcMar>
+              <w:top w:w="60" w:type="dxa"/>
+              <w:left w:w="140" w:type="dxa"/>
+              <w:bottom w:w="60" w:type="dxa"/>
+              <w:right w:w="140" w:type="dxa"/>
+            </w:tcMar>
+            <w:vAlign w:val="center"/>
+          </w:tcPr>
+          <w:p>
+            <w:r>
+              <w:rPr>
+                <w:rFonts w:ascii="Arial Unicode MS" w:eastAsia="Arial Unicode MS" w:hAnsi="Arial Unicode MS" w:cs="Arial Unicode MS"/>
+                <w:b/>
+                <w:bCs/>
+                <w:color w:val="000000"/>
+                <w:sz w:val="18"/>
+                <w:szCs w:val="18"/>
+              </w:rPr>
+              <w:t>보안</w:t>
+            </w:r>
+          </w:p>
+        </w:tc>
+        <w:tc>
+          <w:tcPr>
+            <w:tcW w:w="2000" w:type="dxa"/>
+            <w:tcBorders>
+              <w:top w:val="single" w:sz="4" w:space="0" w:color="CCCCCC"/>
+              <w:left w:val="single" w:sz="4" w:space="0" w:color="CCCCCC"/>
+              <w:bottom w:val="single" w:sz="4" w:space="0" w:color="CCCCCC"/>
+              <w:right w:val="single" w:sz="4" w:space="0" w:color="CCCCCC"/>
+            </w:tcBorders>
+            <w:shd w:val="clear" w:color="auto" w:fill="DEEAF1"/>
+            <w:tcMar>
+              <w:top w:w="60" w:type="dxa"/>
+              <w:left w:w="140" w:type="dxa"/>
+              <w:bottom w:w="60" w:type="dxa"/>
+              <w:right w:w="140" w:type="dxa"/>
+            </w:tcMar>
+            <w:vAlign w:val="center"/>
+          </w:tcPr>
+          <w:p>
+            <w:r>
+              <w:rPr>
+                <w:rFonts w:ascii="Arial Unicode MS" w:eastAsia="Arial Unicode MS" w:hAnsi="Arial Unicode MS" w:cs="Arial Unicode MS"/>
+                <w:b/>
+                <w:bCs/>
+                <w:color w:val="000000"/>
+                <w:sz w:val="18"/>
+                <w:szCs w:val="18"/>
+              </w:rPr>
+              <w:t>V2V 메시지 인증·무결성</w:t>
+            </w:r>
+          </w:p>
+        </w:tc>
+        <w:tc>
+          <w:tcPr>
+            <w:tcW w:w="3226" w:type="dxa"/>
+            <w:tcBorders>
+              <w:top w:val="single" w:sz="4" w:space="0" w:color="CCCCCC"/>
+              <w:left w:val="single" w:sz="4" w:space="0" w:color="CCCCCC"/>
+              <w:bottom w:val="single" w:sz="4" w:space="0" w:color="CCCCCC"/>
+              <w:right w:val="single" w:sz="4" w:space="0" w:color="CCCCCC"/>
+            </w:tcBorders>
+            <w:shd w:val="clear" w:color="auto" w:fill="DEEAF1"/>
+            <w:tcMar>
+              <w:top w:w="60" w:type="dxa"/>
+              <w:left w:w="140" w:type="dxa"/>
+              <w:bottom w:w="60" w:type="dxa"/>
+              <w:right w:w="140" w:type="dxa"/>
+            </w:tcMar>
+            <w:vAlign w:val="center"/>
+          </w:tcPr>
+          <w:p>
+            <w:r>
+              <w:rPr>
+                <w:rFonts w:ascii="Arial Unicode MS" w:eastAsia="Arial Unicode MS" w:hAnsi="Arial Unicode MS" w:cs="Arial Unicode MS"/>
+                <w:color w:val="000000"/>
+                <w:sz w:val="18"/>
+                <w:szCs w:val="18"/>
+              </w:rPr>
+              <w:t>STATE/EVENT 패킷에 PSK 기반 HMAC-SHA256을 첨부하고 seq 단조 검사로 위변조·재전송 패킷을 폐기한다 (SyR-09 통신이상 대응 분해).</w:t>
+            </w:r>
+          </w:p>
+        </w:tc>
+        <w:tc>
+          <w:tcPr>
+            <w:tcW w:w="1600" w:type="dxa"/>
+            <w:tcBorders>
+              <w:top w:val="single" w:sz="4" w:space="0" w:color="CCCCCC"/>
+              <w:left w:val="single" w:sz="4" w:space="0" w:color="CCCCCC"/>
+              <w:bottom w:val="single" w:sz="4" w:space="0" w:color="CCCCCC"/>
+              <w:right w:val="single" w:sz="4" w:space="0" w:color="CCCCCC"/>
+            </w:tcBorders>
+            <w:shd w:val="clear" w:color="auto" w:fill="DEEAF1"/>
+            <w:tcMar>
+              <w:top w:w="60" w:type="dxa"/>
+              <w:left w:w="140" w:type="dxa"/>
+              <w:bottom w:w="60" w:type="dxa"/>
+              <w:right w:w="140" w:type="dxa"/>
+            </w:tcMar>
+            <w:vAlign w:val="center"/>
+          </w:tcPr>
+          <w:p>
+            <w:r>
+              <w:rPr>
+                <w:rFonts w:ascii="Arial Unicode MS" w:eastAsia="Arial Unicode MS" w:hAnsi="Arial Unicode MS" w:cs="Arial Unicode MS"/>
+                <w:color w:val="000000"/>
+                <w:sz w:val="18"/>
+                <w:szCs w:val="18"/>
+              </w:rPr>
+              <w:t>HMAC 불일치·seq 역행 패킷 폐기 확인</w:t>
             </w:r>
           </w:p>
         </w:tc>
